--- a/문서/논문Outline_초안_260904.docx
+++ b/문서/논문Outline_초안_260904.docx
@@ -10394,6 +10394,110 @@
           <w:szCs w:val="22"/>
         </w:rPr>
         <w:t xml:space="preserve">검사 18종은 verify 로 시작하는 명령 전체다. 단독 빌드 검사만 윈도우 환경에서 돌린다.</w:t>
+      </w:r>
+    </w:p>
+    <w:p>
+      <w:pPr>
+        <w:pStyle w:val="Heading1"/>
+      </w:pPr>
+      <w:r>
+        <w:t xml:space="preserve">메모 (260921) — 초고 쓸 때 반영할 것 넷</w:t>
+      </w:r>
+    </w:p>
+    <w:p>
+      <w:pPr>
+        <w:spacing w:after="140" w:before="0" w:line="288"/>
+      </w:pPr>
+      <w:r>
+        <w:rPr>
+          <w:sz w:val="22"/>
+          <w:szCs w:val="22"/>
+        </w:rPr>
+        <w:t xml:space="preserve">260920 검토와 260921 실측에서 나온 것들이다. 전부 한두 줄이고, 지금 안 적으면 초고를 쓸 때 잊는다. 각 항목 끝에 어느 절에 넣을지를 적었다. 근거는 reports/2026-09-21_검사줄바꿈과_라이브측정.md 에 있다.</w:t>
+      </w:r>
+    </w:p>
+    <w:p>
+      <w:pPr>
+        <w:spacing w:after="140" w:before="0" w:line="288"/>
+      </w:pPr>
+      <w:r>
+        <w:rPr>
+          <w:b/>
+          <w:bCs/>
+          <w:sz w:val="22"/>
+          <w:szCs w:val="22"/>
+        </w:rPr>
+        <w:t xml:space="preserve">① 액션 층의 상태 어휘는 넷이다. </w:t>
+      </w:r>
+      <w:r>
+        <w:rPr>
+          <w:sz w:val="22"/>
+          <w:szCs w:val="22"/>
+        </w:rPr>
+        <w:t xml:space="preserve">태스크는 8상태(pending · running · done · failed · skipped · awaiting_evaluation · not_executed · rerunning)인데 ActionStatus 는 issued · running · done · failed 넷뿐이다. §4-1 에서 8상태를 설명할 때 액션 층은 어휘가 다르다는 것을 같이 적는다. 안 적으면 심사에서 「그래서 상태가 몇 개냐」가 나온다. (src/shared/statusTypes.ts · src/data/actionTrace.ts)</w:t>
+      </w:r>
+    </w:p>
+    <w:p>
+      <w:pPr>
+        <w:spacing w:after="140" w:before="0" w:line="288"/>
+      </w:pPr>
+      <w:r>
+        <w:rPr>
+          <w:b/>
+          <w:bCs/>
+          <w:sz w:val="22"/>
+          <w:szCs w:val="22"/>
+        </w:rPr>
+        <w:t xml:space="preserve">② seq 대역이 넷이다. </w:t>
+      </w:r>
+      <w:r>
+        <w:rPr>
+          <w:sz w:val="22"/>
+          <w:szCs w:val="22"/>
+        </w:rPr>
+        <w:t xml:space="preserve">AI 0.5M · 사람 1M · 대본 1.5M · 라이브 1.75M. §4-2 에서 「덧붙이기 전용이라 순서가 보존된다」고 쓸 텐데, 순서는 (atSec, seq) 로 서고 seq 는 같은 시각 안의 결정적 순서라는 것을 한 줄 덧붙인다. (src/data/trace.ts)</w:t>
+      </w:r>
+    </w:p>
+    <w:p>
+      <w:pPr>
+        <w:spacing w:after="140" w:before="0" w:line="288"/>
+      </w:pPr>
+      <w:r>
+        <w:rPr>
+          <w:b/>
+          <w:bCs/>
+          <w:sz w:val="22"/>
+          <w:szCs w:val="22"/>
+        </w:rPr>
+        <w:t xml:space="preserve">③ NO_NODE 명령은 기록 열에 안 들어간다. </w:t>
+      </w:r>
+      <w:r>
+        <w:rPr>
+          <w:sz w:val="22"/>
+          <w:szCs w:val="22"/>
+        </w:rPr>
+        <w:t xml:space="preserve">브리지 기동처럼 순서도에 자리가 없는 명령이다. 판단은 옳지만 그만큼이 계측 범위 밖이다 — 브리지 기동 실패가 원인인 임무 실패는 도구가 원리적으로 못 찾는다. §6-2 의 「못 찾는 경우」에 한 줄 더한다. 260921 실측으로 크기가 나왔다: 시연 경로 한 판에서 명령 8건 · 응답 24줄이 이 범위 밖이다 (열 안은 명령 4건 · 응답 44줄). 작지 않은 몫이므로 숫자와 함께 적는다.</w:t>
+      </w:r>
+    </w:p>
+    <w:p>
+      <w:pPr>
+        <w:spacing w:after="140" w:before="0" w:line="288"/>
+      </w:pPr>
+      <w:r>
+        <w:rPr>
+          <w:b/>
+          <w:bCs/>
+          <w:sz w:val="22"/>
+          <w:szCs w:val="22"/>
+        </w:rPr>
+        <w:t xml:space="preserve">④ adjusted 는 nodeId 가 태스크일 수 있다. </w:t>
+      </w:r>
+      <w:r>
+        <w:rPr>
+          <w:sz w:val="22"/>
+          <w:szCs w:val="22"/>
+        </w:rPr>
+        <w:t xml:space="preserve">명령이 없는 태스크의 계획값을 바꾸면 가리킬 commandId 가 없어서다. 그래서 kind 와 nodeId 의 층이 어긋나는 유일한 사건이다. 판별 규칙 — nodeId === payload.taskId 이면 계획값 조정이다. 격리가 역추적할 때 이 규칙을 안 쓰면 명령 층 그래프에서 그 사건이 붕 뜬다. 다음 지시서(격리)에 반드시 넘길 항목이다. (src/views/ActionModal.tsx 가 commandId 에 task.id 를 넣어 발행한다)</w:t>
       </w:r>
     </w:p>
     <w:sectPr>
